--- a/ky/wisdom-stories/who-handles-honey-licks-his-finger.docx
+++ b/ky/wisdom-stories/who-handles-honey-licks-his-finger.docx
@@ -111,7 +111,7 @@
           <w:sz w:val="22"/>
           <w:lang w:val="ky-KG"/>
         </w:rPr>
-        <w:t>— Ай, байке, минткениңиз болбойт да, балдын жарымын жалап бүттүңүз!</w:t>
+        <w:t>— Ай, байке, минтип кылганыңыз болбойт да, балдын жарымын жалап бүттүңүз!</w:t>
       </w:r>
     </w:p>
     <w:p>
@@ -129,7 +129,7 @@
           <w:sz w:val="22"/>
           <w:lang w:val="ky-KG"/>
         </w:rPr>
-        <w:t>Бал болгон манжаларын жалаганын токтотпогон дүкөнчү жылмая карап, жооп берет:</w:t>
+        <w:t>Бал болгон манжаларын жалаганын токтотпогон дүкөнчү жылмайып, кыңырайып жооп берет:</w:t>
       </w:r>
     </w:p>
     <w:p>
@@ -171,7 +171,7 @@
           <w:sz w:val="22"/>
           <w:lang w:val="ky-KG"/>
         </w:rPr>
-        <w:t xml:space="preserve">Сабак: </w:t>
+        <w:t>Сабак: Адам ишке четинен гана аралашса да, аралашкан ишинен аздыр-көптүр пайда көрөт.</w:t>
       </w:r>
       <w:r>
         <w:rPr>
@@ -180,7 +180,6 @@
           <w:sz w:val="22"/>
           <w:lang w:val="ky-KG"/>
         </w:rPr>
-        <w:t>Иштин башында турган адам андан өзүнө да үлүш чыгарып алууга азгырылышы мүмкүн. «Бал кармаган бармагын жалайт» деген сөз ушуну кыйытат.</w:t>
       </w:r>
     </w:p>
     <w:p>
@@ -200,7 +199,7 @@
           <w:sz w:val="18"/>
           <w:lang w:val="ky-KG"/>
         </w:rPr>
-        <w:t>Окуя ачык интернет булактарынан алынды.</w:t>
+        <w:t>Аңгемелер ачык интернет булактарынан алынган, иллюстрациялар болсо ЖИ менен түзүлгөн.</w:t>
       </w:r>
     </w:p>
     <w:sectPr>
